--- a/Задания_усложнённые/Практика_3_Дерево_решений_усложнённая.docx
+++ b/Задания_усложнённые/Практика_3_Дерево_решений_усложнённая.docx
@@ -58,6 +58,100 @@
           <w:rFonts w:ascii="Times New Roman" w:cs="Times New Roman" w:eastAsia="Times New Roman" w:hAnsi="Times New Roman"/>
         </w:rPr>
         <w:t xml:space="preserve"> освоить построение и свёртку деревьев решений, учёт отношения лица, принимающего решение (ЛПР), к риску, байесовский пересмотр вероятностей и оценку стоимости информации, анализ чувствительности решений, а также разработать на языке C# (Windows Forms) программу для построения и анализа деревьев решений.</w:t>
+      </w:r>
+    </w:p>
+    <w:p>
+      <w:pPr>
+        <w:keepNext/>
+        <w:spacing w:after="80" w:before="200"/>
+        <w:jc w:val="center"/>
+      </w:pPr>
+      <w:r>
+        <w:rPr>
+          <w:rFonts w:ascii="Times New Roman" w:cs="Times New Roman" w:eastAsia="Times New Roman" w:hAnsi="Times New Roman"/>
+          <w:b/>
+          <w:bCs/>
+        </w:rPr>
+        <w:t xml:space="preserve">Индивидуальный вариант и защита</w:t>
+      </w:r>
+    </w:p>
+    <w:p>
+      <w:pPr>
+        <w:pStyle w:val="ListParagraph"/>
+        <w:numPr>
+          <w:ilvl w:val="0"/>
+          <w:numId w:val="2"/>
+        </w:numPr>
+        <w:spacing w:after="40"/>
+        <w:jc w:val="both"/>
+      </w:pPr>
+      <w:r>
+        <w:rPr>
+          <w:rFonts w:ascii="Times New Roman" w:cs="Times New Roman" w:eastAsia="Times New Roman" w:hAnsi="Times New Roman"/>
+        </w:rPr>
+        <w:t xml:space="preserve">Данные, приведённые в тексте задания, — </w:t>
+      </w:r>
+      <w:r>
+        <w:rPr>
+          <w:rFonts w:ascii="Times New Roman" w:cs="Times New Roman" w:eastAsia="Times New Roman" w:hAnsi="Times New Roman"/>
+          <w:b/>
+          <w:bCs/>
+        </w:rPr>
+        <w:t xml:space="preserve">демонстрационные</w:t>
+      </w:r>
+      <w:r>
+        <w:rPr>
+          <w:rFonts w:ascii="Times New Roman" w:cs="Times New Roman" w:eastAsia="Times New Roman" w:hAnsi="Times New Roman"/>
+        </w:rPr>
+        <w:t xml:space="preserve">: на них отлаживается программа. Расчёты, отчёт и защита выполняются по данным </w:t>
+      </w:r>
+      <w:r>
+        <w:rPr>
+          <w:rFonts w:ascii="Times New Roman" w:cs="Times New Roman" w:eastAsia="Times New Roman" w:hAnsi="Times New Roman"/>
+          <w:b/>
+          <w:bCs/>
+        </w:rPr>
+        <w:t xml:space="preserve">своего варианта</w:t>
+      </w:r>
+      <w:r>
+        <w:rPr>
+          <w:rFonts w:ascii="Times New Roman" w:cs="Times New Roman" w:eastAsia="Times New Roman" w:hAnsi="Times New Roman"/>
+        </w:rPr>
+        <w:t xml:space="preserve"> (документ «Варианты_Практика_3», номер варианта — номер в списке группы).</w:t>
+      </w:r>
+    </w:p>
+    <w:p>
+      <w:pPr>
+        <w:pStyle w:val="ListParagraph"/>
+        <w:numPr>
+          <w:ilvl w:val="0"/>
+          <w:numId w:val="2"/>
+        </w:numPr>
+        <w:spacing w:after="40"/>
+        <w:jc w:val="both"/>
+      </w:pPr>
+      <w:r>
+        <w:rPr>
+          <w:rFonts w:ascii="Times New Roman" w:cs="Times New Roman" w:eastAsia="Times New Roman" w:hAnsi="Times New Roman"/>
+        </w:rPr>
+        <w:t xml:space="preserve">Индивидуальные требования варианта (параметры методов, формат файлов, дополнительные графики и т. д.) обязательны и имеют приоритет над текстом задания.</w:t>
+      </w:r>
+    </w:p>
+    <w:p>
+      <w:pPr>
+        <w:pStyle w:val="ListParagraph"/>
+        <w:numPr>
+          <w:ilvl w:val="0"/>
+          <w:numId w:val="2"/>
+        </w:numPr>
+        <w:spacing w:after="40"/>
+        <w:jc w:val="both"/>
+      </w:pPr>
+      <w:r>
+        <w:rPr>
+          <w:rFonts w:ascii="Times New Roman" w:cs="Times New Roman" w:eastAsia="Times New Roman" w:hAnsi="Times New Roman"/>
+        </w:rPr>
+        <w:t xml:space="preserve">Часть расчётов по своему варианту выполняется письменно в аудитории; защита включает контрольный запуск на новых данных и модификацию программы при преподавателе. Подробнее — в документе «Порядок выполнения и защиты».</w:t>
       </w:r>
     </w:p>
     <w:p>
